--- a/comptoir/part4/ep59_Le_premier_bilan.docx
+++ b/comptoir/part4/ep59_Le_premier_bilan.docx
@@ -3152,7 +3152,7 @@
           <w:sz w:val="22"/>
         </w:rPr>
         <w:tab/>
-        <w:t>Après le chantier, qui a coûté 14 000 pile, il en reste 26 360.</w:t>
+        <w:t>Après le chantier, qui a coûté 14 000 pile, il en reste 26 800.</w:t>
       </w:r>
     </w:p>
     <w:p>
@@ -3178,7 +3178,7 @@
           <w:sz w:val="22"/>
         </w:rPr>
         <w:tab/>
-        <w:t>40 360 moins 14 000... oui, 26 360. Les maths marchent aujourd'hui.</w:t>
+        <w:t>40 800 moins 14 000... oui, 26 800. Les maths marchent aujourd'hui.</w:t>
       </w:r>
     </w:p>
     <w:p>
@@ -9003,7 +9003,7 @@
           <w:sz w:val="21"/>
         </w:rPr>
         <w:tab/>
-        <w:t>공사에 정확히 14 000이 들었으니 26 360이 남아.</w:t>
+        <w:t>공사에 정확히 14 000이 들었으니 26 800이 남아.</w:t>
       </w:r>
     </w:p>
     <w:p>
@@ -9029,7 +9029,7 @@
           <w:sz w:val="21"/>
         </w:rPr>
         <w:tab/>
-        <w:t>40 360 빼기 14 000은... 맞아요, 26 360. 오늘은 수학이 잘 되네요.</w:t>
+        <w:t>40 800 빼기 14 000은... 맞아요, 26 800. 오늘은 수학이 잘 되네요.</w:t>
       </w:r>
     </w:p>
     <w:p>
